--- a/Introduccion a la Ingenieria/Kit docente/Clase 10/Guion Docente Clase 10 - Herramientas digitales aplicadas a la Ingenieria.docx
+++ b/Introduccion a la Ingenieria/Kit docente/Clase 10/Guion Docente Clase 10 - Herramientas digitales aplicadas a la Ingenieria.docx
@@ -547,69 +547,7 @@
           <w:color w:val="4A4A49"/>
           <w:sz w:val="22"/>
         </w:rPr>
-        <w:t>Este es uno de los hallazgos más útiles y menos intuitivos del diseño, y funciona perfectamente como gancho porque todos lo han vivido del otro lado: cuando a uno le muestran algo que parece terminado, le da pena criticarlo.</w:t>
-      </w:r>
-    </w:p>
-    <w:p>
-      <w:r>
-        <w:rPr>
-          <w:b w:val="0"/>
-          <w:color w:val="4A4A49"/>
-          <w:sz w:val="22"/>
-        </w:rPr>
-        <w:t xml:space="preserve">El fenómeno es consistente: </w:t>
-      </w:r>
-      <w:r>
-        <w:rPr>
-          <w:b/>
-          <w:color w:val="4A4A49"/>
-          <w:sz w:val="22"/>
-        </w:rPr>
-        <w:t>delante de un dibujo a lápiz la gente dice «esto no se entiende, ¿dónde busco?»; delante de una pantalla con colores y tipografía dice «está muy bonita»</w:t>
-      </w:r>
-      <w:r>
-        <w:rPr>
-          <w:b w:val="0"/>
-          <w:color w:val="4A4A49"/>
-          <w:sz w:val="22"/>
-        </w:rPr>
-        <w:t>. La explicación es social, no técnica. Un dibujo comunica «esto es un borrador, opine»; una pantalla pulida comunica «esto costó trabajo, no lo destruya». Y hay un segundo efecto, sobre el propio equipo: cuanto más trabajo hay invertido en algo, más cuesta cambiarlo — eso ya lo vieron como curva del costo en la sesión 7, y aquí aparece en versión psicológica.</w:t>
-      </w:r>
-    </w:p>
-    <w:p>
-      <w:r>
-        <w:rPr>
-          <w:b w:val="0"/>
-          <w:color w:val="4A4A49"/>
-          <w:sz w:val="22"/>
-        </w:rPr>
-        <w:t xml:space="preserve">La conclusión práctica hay que decirla como regla y no como curiosidad: </w:t>
-      </w:r>
-      <w:r>
-        <w:rPr>
-          <w:b/>
-          <w:color w:val="4A4A49"/>
-          <w:sz w:val="22"/>
-        </w:rPr>
-        <w:t>el primer prototipo se hace a propósito feo</w:t>
-      </w:r>
-      <w:r>
-        <w:rPr>
-          <w:b w:val="0"/>
-          <w:color w:val="4A4A49"/>
-          <w:sz w:val="22"/>
-        </w:rPr>
-        <w:t>. Excalidraw es la herramienta de la sesión justamente porque todo lo que se dibuja ahí se ve hecho a mano.</w:t>
-      </w:r>
-    </w:p>
-    <w:p>
-      <w:r>
-        <w:rPr>
-          <w:b w:val="0"/>
-          <w:color w:val="4A4A49"/>
-          <w:sz w:val="22"/>
-        </w:rPr>
-        <w:t>Recoja las respuestas del muro y no revele la explicación de inmediato: deje que alguien la formule. Suele salir en dos o tres intentos, y sale mejor de ellos que del docente.</w:t>
+        <w:t>Proyectado en la lamina «La pregunta de entrada: la paradoja de la fidelidad (1/2)» (5 vinetas).</w:t>
       </w:r>
     </w:p>
     <w:p>
@@ -632,109 +570,7 @@
           <w:color w:val="4A4A49"/>
           <w:sz w:val="22"/>
         </w:rPr>
-        <w:t xml:space="preserve">La definición que hay que dejar instalada: </w:t>
-      </w:r>
-      <w:r>
-        <w:rPr>
-          <w:b/>
-          <w:color w:val="4A4A49"/>
-          <w:sz w:val="22"/>
-        </w:rPr>
-        <w:t>un prototipo es una pregunta hecha objeto</w:t>
-      </w:r>
-      <w:r>
-        <w:rPr>
-          <w:b w:val="0"/>
-          <w:color w:val="4A4A49"/>
-          <w:sz w:val="22"/>
-        </w:rPr>
-        <w:t>. Se construye para responder algo concreto —¿la gente entiende esta pantalla?, ¿alcanza el tiempo?, ¿el flujo tiene sentido?— y sin esa pregunta es una maqueta decorativa. Pídale a cada equipo, en la sala, que escriba la pregunta de su prototipo en una línea antes de dibujar nada.</w:t>
-      </w:r>
-    </w:p>
-    <w:p>
-      <w:r>
-        <w:rPr>
-          <w:b/>
-          <w:color w:val="4A4A49"/>
-          <w:sz w:val="22"/>
-        </w:rPr>
-        <w:t>No es la versión 1 a medias</w:t>
-      </w:r>
-      <w:r>
-        <w:rPr>
-          <w:b w:val="0"/>
-          <w:color w:val="4A4A49"/>
-          <w:sz w:val="22"/>
-        </w:rPr>
-        <w:t>, y esta distinción es la que más cuesta en primer semestre. Una versión inacabada intenta ser el producto y falla en el intento; un prototipo no intenta ser el producto, así que puede ser papel, puede no tener datos reales, puede no funcionar, y aun así responder la pregunta con precisión.</w:t>
-      </w:r>
-    </w:p>
-    <w:p>
-      <w:r>
-        <w:rPr>
-          <w:b/>
-          <w:color w:val="4A4A49"/>
-          <w:sz w:val="22"/>
-        </w:rPr>
-        <w:t>Es desechable, y eso lo libera.</w:t>
-      </w:r>
-      <w:r>
-        <w:rPr>
-          <w:b w:val="0"/>
-          <w:color w:val="4A4A49"/>
-          <w:sz w:val="22"/>
-        </w:rPr>
-        <w:t xml:space="preserve"> Se hace sabiendo que se va a tirar, y por eso se puede probar una idea rara sin costo. La frase que conviene dejarles: </w:t>
-      </w:r>
-      <w:r>
-        <w:rPr>
-          <w:b/>
-          <w:color w:val="4A4A49"/>
-          <w:sz w:val="22"/>
-        </w:rPr>
-        <w:t>un prototipo que da pesar tirar ya costó demasiado.</w:t>
-      </w:r>
-    </w:p>
-    <w:p>
-      <w:r>
-        <w:rPr>
-          <w:b w:val="0"/>
-          <w:color w:val="4A4A49"/>
-          <w:sz w:val="22"/>
-        </w:rPr>
-        <w:t xml:space="preserve">Y el punto que amarra la sesión con la 8 y con la 12: </w:t>
-      </w:r>
-      <w:r>
-        <w:rPr>
-          <w:b/>
-          <w:color w:val="4A4A49"/>
-          <w:sz w:val="22"/>
-        </w:rPr>
-        <w:t>se prueba con alguien ajeno</w:t>
-      </w:r>
-      <w:r>
-        <w:rPr>
-          <w:b w:val="0"/>
-          <w:color w:val="4A4A49"/>
-          <w:sz w:val="22"/>
-        </w:rPr>
-        <w:t xml:space="preserve">. Un prototipo que solo vio el equipo no probó nada. Su única razón de existir es que una persona de afuera intente usarlo delante de ustedes </w:t>
-      </w:r>
-      <w:r>
-        <w:rPr>
-          <w:b/>
-          <w:color w:val="4A4A49"/>
-          <w:sz w:val="22"/>
-        </w:rPr>
-        <w:t>y que ustedes se queden callados</w:t>
-      </w:r>
-      <w:r>
-        <w:rPr>
-          <w:b w:val="0"/>
-          <w:color w:val="4A4A49"/>
-          <w:sz w:val="22"/>
-        </w:rPr>
-        <w:t xml:space="preserve"> — el silencio del equipo es parte del método, no una cortesía.</w:t>
+        <w:t>Proyectado en la lamina «La pregunta de entrada: la paradoja de la fidelidad (2/2)» (4 vinetas).</w:t>
       </w:r>
     </w:p>
     <w:p>
@@ -757,125 +593,7 @@
           <w:color w:val="4A4A49"/>
           <w:sz w:val="22"/>
         </w:rPr>
-        <w:t xml:space="preserve">La tabla de fidelidad no es una escala de calidad, y hay que decirlo explícitamente porque el estudiante la va a leer como «de peor a mejor». </w:t>
-      </w:r>
-      <w:r>
-        <w:rPr>
-          <w:b/>
-          <w:color w:val="4A4A49"/>
-          <w:sz w:val="22"/>
-        </w:rPr>
-        <w:t>Es una escala de preguntas</w:t>
-      </w:r>
-      <w:r>
-        <w:rPr>
-          <w:b w:val="0"/>
-          <w:color w:val="4A4A49"/>
-          <w:sz w:val="22"/>
-        </w:rPr>
-        <w:t>: cada nivel responde una pregunta distinta y cuesta un orden de magnitud más cambiarlo que el anterior.</w:t>
-      </w:r>
-    </w:p>
-    <w:p>
-      <w:r>
-        <w:rPr>
-          <w:b/>
-          <w:color w:val="4A4A49"/>
-          <w:sz w:val="22"/>
-        </w:rPr>
-        <w:t>Baja fidelidad</w:t>
-      </w:r>
-      <w:r>
-        <w:rPr>
-          <w:b w:val="0"/>
-          <w:color w:val="4A4A49"/>
-          <w:sz w:val="22"/>
-        </w:rPr>
-        <w:t xml:space="preserve"> —papel, Excalidraw— responde *¿el flujo tiene sentido?, ¿la gente entiende qué hacer?*, y se cambia en un minuto. </w:t>
-      </w:r>
-      <w:r>
-        <w:rPr>
-          <w:b/>
-          <w:color w:val="4A4A49"/>
-          <w:sz w:val="22"/>
-        </w:rPr>
-        <w:t>Media</w:t>
-      </w:r>
-      <w:r>
-        <w:rPr>
-          <w:b w:val="0"/>
-          <w:color w:val="4A4A49"/>
-          <w:sz w:val="22"/>
-        </w:rPr>
-        <w:t xml:space="preserve"> —draw.io, diapositivas enlazadas— responde *¿se puede completar la tarea sin ayuda?, ¿faltan pasos?*, y se cambia en minutos. </w:t>
-      </w:r>
-      <w:r>
-        <w:rPr>
-          <w:b/>
-          <w:color w:val="4A4A49"/>
-          <w:sz w:val="22"/>
-        </w:rPr>
-        <w:t>Alta</w:t>
-      </w:r>
-      <w:r>
-        <w:rPr>
-          <w:b w:val="0"/>
-          <w:color w:val="4A4A49"/>
-          <w:sz w:val="22"/>
-        </w:rPr>
-        <w:t xml:space="preserve"> —Canva, herramientas de diseño— responde *¿se ve confiable?*, cuesta horas, y tiene el efecto secundario de la paradoja: la gente deja de criticarlo. </w:t>
-      </w:r>
-      <w:r>
-        <w:rPr>
-          <w:b/>
-          <w:color w:val="4A4A49"/>
-          <w:sz w:val="22"/>
-        </w:rPr>
-        <w:t>Funcional</w:t>
-      </w:r>
-      <w:r>
-        <w:rPr>
-          <w:b w:val="0"/>
-          <w:color w:val="4A4A49"/>
-          <w:sz w:val="22"/>
-        </w:rPr>
-        <w:t xml:space="preserve"> ya no es prototipo: es construcción, y responde *¿aguanta?, ¿sirve en el celular viejo?*.</w:t>
-      </w:r>
-    </w:p>
-    <w:p>
-      <w:r>
-        <w:rPr>
-          <w:b w:val="0"/>
-          <w:color w:val="4A4A49"/>
-          <w:sz w:val="22"/>
-        </w:rPr>
-        <w:t xml:space="preserve">La regla del curso, que hay que dejar clara para que nadie pierda el fin de semana: </w:t>
-      </w:r>
-      <w:r>
-        <w:rPr>
-          <w:b/>
-          <w:color w:val="4A4A49"/>
-          <w:sz w:val="22"/>
-        </w:rPr>
-        <w:t>el prototipo del corte 2 es de baja o media fidelidad</w:t>
-      </w:r>
-      <w:r>
-        <w:rPr>
-          <w:b w:val="0"/>
-          <w:color w:val="4A4A49"/>
-          <w:sz w:val="22"/>
-        </w:rPr>
-        <w:t>. La alta aparece en la Clase 14, y solo para la presentación final. Un equipo que llega a la Clase 11 con una pantalla preciosa y sin estado de error entendió mal la sesión.</w:t>
-      </w:r>
-    </w:p>
-    <w:p>
-      <w:r>
-        <w:rPr>
-          <w:b w:val="0"/>
-          <w:color w:val="4A4A49"/>
-          <w:sz w:val="22"/>
-        </w:rPr>
-        <w:t>Vale la pena conectarlo con la curva de la sesión 7: los niveles de fidelidad son esa misma curva vista desde el diseño. Prototipar en baja fidelidad es exactamente «descubrir el error en la fase donde cuesta un borrador».</w:t>
+        <w:t>Proyectado en la lamina «Qué es un prototipo: una pregunta hecha objeto (1/2)» (4 vinetas).</w:t>
       </w:r>
     </w:p>
     <w:p>
@@ -898,113 +616,7 @@
           <w:color w:val="4A4A49"/>
           <w:sz w:val="22"/>
         </w:rPr>
-        <w:t>Estos cinco pasos son el método operativo del taller y cada uno esconde una decisión de diseño.</w:t>
-      </w:r>
-    </w:p>
-    <w:p>
-      <w:r>
-        <w:rPr>
-          <w:b/>
-          <w:color w:val="4A4A49"/>
-          <w:sz w:val="22"/>
-        </w:rPr>
-        <w:t>Escribir arriba para qué existe la pantalla</w:t>
-      </w:r>
-      <w:r>
-        <w:rPr>
-          <w:b w:val="0"/>
-          <w:color w:val="4A4A49"/>
-          <w:sz w:val="22"/>
-        </w:rPr>
-        <w:t xml:space="preserve"> parece trivial y es un filtro potente: si la frase no se puede escribir, la pantalla está haciendo dos cosas y hay que partirla. Es el equivalente, en diseño, del «problema en una frase» de la sesión 6.</w:t>
-      </w:r>
-    </w:p>
-    <w:p>
-      <w:r>
-        <w:rPr>
-          <w:b/>
-          <w:color w:val="4A4A49"/>
-          <w:sz w:val="22"/>
-        </w:rPr>
-        <w:t>Un solo camino principal, visible.</w:t>
-      </w:r>
-      <w:r>
-        <w:rPr>
-          <w:b w:val="0"/>
-          <w:color w:val="4A4A49"/>
-          <w:sz w:val="22"/>
-        </w:rPr>
-        <w:t xml:space="preserve"> Lo que la persona va a hacer el 90 % de las veces va grande y primero; todo lo demás, más pequeño o más abajo. El error típico es la pantalla democrática, donde ocho opciones tienen el mismo tamaño y el usuario no sabe por dónde empezar.</w:t>
-      </w:r>
-    </w:p>
-    <w:p>
-      <w:r>
-        <w:rPr>
-          <w:b/>
-          <w:color w:val="4A4A49"/>
-          <w:sz w:val="22"/>
-        </w:rPr>
-        <w:t>Textos reales, nunca relleno.</w:t>
-      </w:r>
-      <w:r>
-        <w:rPr>
-          <w:b w:val="0"/>
-          <w:color w:val="4A4A49"/>
-          <w:sz w:val="22"/>
-        </w:rPr>
-        <w:t xml:space="preserve"> Esta es la regla que más mejora los prototipos del curso y hay que insistir en ella: escribir «Buscar título» y no «texto aquí». La razón es profunda y conviene decirla: </w:t>
-      </w:r>
-      <w:r>
-        <w:rPr>
-          <w:b/>
-          <w:color w:val="4A4A49"/>
-          <w:sz w:val="22"/>
-        </w:rPr>
-        <w:t>los textos falsos esconden los problemas</w:t>
-      </w:r>
-      <w:r>
-        <w:rPr>
-          <w:b w:val="0"/>
-          <w:color w:val="4A4A49"/>
-          <w:sz w:val="22"/>
-        </w:rPr>
-        <w:t>. El botón que no se sabe cómo llamar es un botón que no se sabe qué hace, y con relleno ese vacío no se nota hasta que alguien lo usa.</w:t>
-      </w:r>
-    </w:p>
-    <w:p>
-      <w:r>
-        <w:rPr>
-          <w:b/>
-          <w:color w:val="4A4A49"/>
-          <w:sz w:val="22"/>
-        </w:rPr>
-        <w:t>Dibujar el estado vacío y el de error</w:t>
-      </w:r>
-      <w:r>
-        <w:rPr>
-          <w:b w:val="0"/>
-          <w:color w:val="4A4A49"/>
-          <w:sz w:val="22"/>
-        </w:rPr>
-        <w:t xml:space="preserve"> es el paso que casi nadie hace y donde se cae la mayoría de los prototipos. ¿Qué se ve la primera vez, cuando no hay datos? ¿Qué se ve cuando no se encuentra lo que se buscó? ¿Qué se ve cuando algo falla? Un prototipo que solo muestra el camino feliz no sirve para probar nada, porque en la vida real el camino feliz es la minoría de los casos. Aquí hay un puente con la sesión 8: la tarea (3) del plan de validación —«dígame qué haría si el libro que busca no aparece»— exige justamente esta pantalla.</w:t>
-      </w:r>
-    </w:p>
-    <w:p>
-      <w:r>
-        <w:rPr>
-          <w:b/>
-          <w:color w:val="4A4A49"/>
-          <w:sz w:val="22"/>
-        </w:rPr>
-        <w:t>Decir qué pasa al tocar cada cosa</w:t>
-      </w:r>
-      <w:r>
-        <w:rPr>
-          <w:b w:val="0"/>
-          <w:color w:val="4A4A49"/>
-          <w:sz w:val="22"/>
-        </w:rPr>
-        <w:t>: una flecha y una palabra por botón. Un botón sin destino escrito es una decisión que nadie tomó, y en la Clase 12 la va a tomar el usuario por ustedes, mal.</w:t>
+        <w:t>Proyectado en la lamina «Qué es un prototipo: una pregunta hecha objeto (2/2)» (4 vinetas).</w:t>
       </w:r>
     </w:p>
     <w:p>
@@ -1027,151 +639,7 @@
           <w:color w:val="4A4A49"/>
           <w:sz w:val="22"/>
         </w:rPr>
-        <w:t xml:space="preserve">La tabla de herramientas hay que recorrerla rápido, con la idea que la ordena: </w:t>
-      </w:r>
-      <w:r>
-        <w:rPr>
-          <w:b/>
-          <w:color w:val="4A4A49"/>
-          <w:sz w:val="22"/>
-        </w:rPr>
-        <w:t>la pregunta para elegir no es «¿cuál sé usar?» sino «¿qué quiero responder con esto?»</w:t>
-      </w:r>
-      <w:r>
-        <w:rPr>
-          <w:b w:val="0"/>
-          <w:color w:val="4A4A49"/>
-          <w:sz w:val="22"/>
-        </w:rPr>
-        <w:t>. Es la misma lógica de la matriz de la sesión 8 aplicada a herramientas.</w:t>
-      </w:r>
-    </w:p>
-    <w:p>
-      <w:r>
-        <w:rPr>
-          <w:b/>
-          <w:color w:val="4A4A49"/>
-          <w:sz w:val="22"/>
-        </w:rPr>
-        <w:t>Excalidraw</w:t>
-      </w:r>
-      <w:r>
-        <w:rPr>
-          <w:b w:val="0"/>
-          <w:color w:val="4A4A49"/>
-          <w:sz w:val="22"/>
-        </w:rPr>
-        <w:t xml:space="preserve"> para pantallas de baja fidelidad, y su apariencia de dibujo a mano es una ventaja funcional, no un defecto estético. </w:t>
-      </w:r>
-      <w:r>
-        <w:rPr>
-          <w:b/>
-          <w:color w:val="4A4A49"/>
-          <w:sz w:val="22"/>
-        </w:rPr>
-        <w:t>draw.io</w:t>
-      </w:r>
-      <w:r>
-        <w:rPr>
-          <w:b w:val="0"/>
-          <w:color w:val="4A4A49"/>
-          <w:sz w:val="22"/>
-        </w:rPr>
-        <w:t xml:space="preserve"> para flujos, procesos y diagramas con decisiones —los equipos con proyectos de gestión trabajan aquí—; sus conectores se quedan pegados al mover las cajas, que es exactamente lo que se necesita cuando el flujo cambia diez veces.</w:t>
-      </w:r>
-    </w:p>
-    <w:p>
-      <w:r>
-        <w:rPr>
-          <w:b/>
-          <w:color w:val="4A4A49"/>
-          <w:sz w:val="22"/>
-        </w:rPr>
-        <w:t>Google Slides como prototipo navegable es el truco más útil de la sesión y hay que demostrarlo en vivo, no describirlo</w:t>
-      </w:r>
-      <w:r>
-        <w:rPr>
-          <w:b w:val="0"/>
-          <w:color w:val="4A4A49"/>
-          <w:sz w:val="22"/>
-        </w:rPr>
-        <w:t>: una diapositiva por pantalla, y en cada botón un enlace hacia la diapositiva de destino. En modo presentación se recorre como si funcionara. Con eso un equipo de primer semestre puede probar un flujo completo con un usuario real sin escribir una línea de código. Dedíquele dos minutos de pantalla compartida: es lo que más van a agradecer.</w:t>
-      </w:r>
-    </w:p>
-    <w:p>
-      <w:r>
-        <w:rPr>
-          <w:b/>
-          <w:color w:val="4A4A49"/>
-          <w:sz w:val="22"/>
-        </w:rPr>
-        <w:t>Canva</w:t>
-      </w:r>
-      <w:r>
-        <w:rPr>
-          <w:b w:val="0"/>
-          <w:color w:val="4A4A49"/>
-          <w:sz w:val="22"/>
-        </w:rPr>
-        <w:t xml:space="preserve"> queda reservado para la Clase 14 y para material que verá alguien externo. Y </w:t>
-      </w:r>
-      <w:r>
-        <w:rPr>
-          <w:b/>
-          <w:color w:val="4A4A49"/>
-          <w:sz w:val="22"/>
-        </w:rPr>
-        <w:t>papel con una foto</w:t>
-      </w:r>
-      <w:r>
-        <w:rPr>
-          <w:b w:val="0"/>
-          <w:color w:val="4A4A49"/>
-          <w:sz w:val="22"/>
-        </w:rPr>
-        <w:t xml:space="preserve"> es perfectamente válido en este curso: es lo más rápido que existe y hay que decirlo, porque hay equipos que se paralizan buscando la herramienta perfecta.</w:t>
-      </w:r>
-    </w:p>
-    <w:p>
-      <w:r>
-        <w:rPr>
-          <w:b w:val="0"/>
-          <w:color w:val="4A4A49"/>
-          <w:sz w:val="22"/>
-        </w:rPr>
-        <w:t xml:space="preserve">Las dos advertencias del cierre son operativas. </w:t>
-      </w:r>
-      <w:r>
-        <w:rPr>
-          <w:b/>
-          <w:color w:val="4A4A49"/>
-          <w:sz w:val="22"/>
-        </w:rPr>
-        <w:t>No pulir el prototipo</w:t>
-      </w:r>
-      <w:r>
-        <w:rPr>
-          <w:b w:val="0"/>
-          <w:color w:val="4A4A49"/>
-          <w:sz w:val="22"/>
-        </w:rPr>
-        <w:t xml:space="preserve">: se califica que el flujo se entienda, que los textos sean reales y que existan el estado vacío y el de error; un equipo que gasta el taller eligiendo colores llega a la Clase 12 sin nada que probar. Y </w:t>
-      </w:r>
-      <w:r>
-        <w:rPr>
-          <w:b/>
-          <w:color w:val="4A4A49"/>
-          <w:sz w:val="22"/>
-        </w:rPr>
-        <w:t>si el prototipo lleva datos, que sean inventados</w:t>
-      </w:r>
-      <w:r>
-        <w:rPr>
-          <w:b w:val="0"/>
-          <w:color w:val="4A4A49"/>
-          <w:sz w:val="22"/>
-        </w:rPr>
-        <w:t>: ningún nombre, cédula, teléfono, dirección ni foto de una persona real, ni de ellos mismos. Es la regla del curso y es la Ley 1581 de 2012 de la sesión 4 aplicada al lugar donde de verdad se incumple — los datos de prueba se inventan.</w:t>
+        <w:t>Proyectado en la lamina «Fidelidad: cada nivel responde una pregunta distinta (1/2)» (3 vinetas).</w:t>
       </w:r>
     </w:p>
     <w:p>
@@ -1329,6 +797,136 @@
           <w:sz w:val="22"/>
         </w:rPr>
         <w:t>La paradoja de la fidelidad, y dos advertencias</w:t>
+      </w:r>
+    </w:p>
+    <w:p>
+      <w:pPr>
+        <w:pStyle w:val="ListNumber"/>
+      </w:pPr>
+      <w:r>
+        <w:rPr>
+          <w:b w:val="0"/>
+          <w:color w:val="4A4A49"/>
+          <w:sz w:val="22"/>
+        </w:rPr>
+        <w:t>La pregunta de entrada: la paradoja de la fidelidad (1/2)</w:t>
+      </w:r>
+    </w:p>
+    <w:p>
+      <w:pPr>
+        <w:pStyle w:val="ListNumber"/>
+      </w:pPr>
+      <w:r>
+        <w:rPr>
+          <w:b w:val="0"/>
+          <w:color w:val="4A4A49"/>
+          <w:sz w:val="22"/>
+        </w:rPr>
+        <w:t>La pregunta de entrada: la paradoja de la fidelidad (2/2)</w:t>
+      </w:r>
+    </w:p>
+    <w:p>
+      <w:pPr>
+        <w:pStyle w:val="ListNumber"/>
+      </w:pPr>
+      <w:r>
+        <w:rPr>
+          <w:b w:val="0"/>
+          <w:color w:val="4A4A49"/>
+          <w:sz w:val="22"/>
+        </w:rPr>
+        <w:t>Qué es un prototipo: una pregunta hecha objeto (1/2)</w:t>
+      </w:r>
+    </w:p>
+    <w:p>
+      <w:pPr>
+        <w:pStyle w:val="ListNumber"/>
+      </w:pPr>
+      <w:r>
+        <w:rPr>
+          <w:b w:val="0"/>
+          <w:color w:val="4A4A49"/>
+          <w:sz w:val="22"/>
+        </w:rPr>
+        <w:t>Qué es un prototipo: una pregunta hecha objeto (2/2)</w:t>
+      </w:r>
+    </w:p>
+    <w:p>
+      <w:pPr>
+        <w:pStyle w:val="ListNumber"/>
+      </w:pPr>
+      <w:r>
+        <w:rPr>
+          <w:b w:val="0"/>
+          <w:color w:val="4A4A49"/>
+          <w:sz w:val="22"/>
+        </w:rPr>
+        <w:t>Fidelidad: cada nivel responde una pregunta distinta (1/2)</w:t>
+      </w:r>
+    </w:p>
+    <w:p>
+      <w:pPr>
+        <w:pStyle w:val="ListNumber"/>
+      </w:pPr>
+      <w:r>
+        <w:rPr>
+          <w:b w:val="0"/>
+          <w:color w:val="4A4A49"/>
+          <w:sz w:val="22"/>
+        </w:rPr>
+        <w:t>Fidelidad: cada nivel responde una pregunta distinta (2/2)</w:t>
+      </w:r>
+    </w:p>
+    <w:p>
+      <w:pPr>
+        <w:pStyle w:val="ListNumber"/>
+      </w:pPr>
+      <w:r>
+        <w:rPr>
+          <w:b w:val="0"/>
+          <w:color w:val="4A4A49"/>
+          <w:sz w:val="22"/>
+        </w:rPr>
+        <w:t>Los cinco pasos de una pantalla, y el estado de error (1/2)</w:t>
+      </w:r>
+    </w:p>
+    <w:p>
+      <w:pPr>
+        <w:pStyle w:val="ListNumber"/>
+      </w:pPr>
+      <w:r>
+        <w:rPr>
+          <w:b w:val="0"/>
+          <w:color w:val="4A4A49"/>
+          <w:sz w:val="22"/>
+        </w:rPr>
+        <w:t>Los cinco pasos de una pantalla, y el estado de error (2/2)</w:t>
+      </w:r>
+    </w:p>
+    <w:p>
+      <w:pPr>
+        <w:pStyle w:val="ListNumber"/>
+      </w:pPr>
+      <w:r>
+        <w:rPr>
+          <w:b w:val="0"/>
+          <w:color w:val="4A4A49"/>
+          <w:sz w:val="22"/>
+        </w:rPr>
+        <w:t>Elegir la herramienta por la pregunta, y las dos advertencias (1/2)</w:t>
+      </w:r>
+    </w:p>
+    <w:p>
+      <w:pPr>
+        <w:pStyle w:val="ListNumber"/>
+      </w:pPr>
+      <w:r>
+        <w:rPr>
+          <w:b w:val="0"/>
+          <w:color w:val="4A4A49"/>
+          <w:sz w:val="22"/>
+        </w:rPr>
+        <w:t>Elegir la herramienta por la pregunta, y las dos advertencias (2/2)</w:t>
       </w:r>
     </w:p>
     <w:p>

--- a/Introduccion a la Ingenieria/Kit docente/Clase 10/Guion Docente Clase 10 - Herramientas digitales aplicadas a la Ingenieria.docx
+++ b/Introduccion a la Ingenieria/Kit docente/Clase 10/Guion Docente Clase 10 - Herramientas digitales aplicadas a la Ingenieria.docx
@@ -547,7 +547,20 @@
           <w:color w:val="4A4A49"/>
           <w:sz w:val="22"/>
         </w:rPr>
-        <w:t>Proyectado en la lamina «La pregunta de entrada: la paradoja de la fidelidad (1/2)» (5 vinetas).</w:t>
+        <w:t>Proyectado en la lamina «La pregunta de entrada: la paradoja de la fidelidad (1/2)» (4 vinetas).</w:t>
+      </w:r>
+    </w:p>
+    <w:p>
+      <w:pPr>
+        <w:pStyle w:val="ListBullet"/>
+      </w:pPr>
+      <w:r>
+        <w:rPr>
+          <w:b w:val="0"/>
+          <w:color w:val="4A4A49"/>
+          <w:sz w:val="22"/>
+        </w:rPr>
+        <w:t>Suele salir en dos o tres intentos, y sale mejor de ellos que del docente.</w:t>
       </w:r>
     </w:p>
     <w:p>
@@ -598,6 +611,48 @@
     </w:p>
     <w:p>
       <w:pPr>
+        <w:pStyle w:val="ListBullet"/>
+      </w:pPr>
+      <w:r>
+        <w:rPr>
+          <w:b w:val="0"/>
+          <w:color w:val="4A4A49"/>
+          <w:sz w:val="22"/>
+        </w:rPr>
+        <w:t xml:space="preserve">Pídale a cada equipo, en la sala, que escriba la pregunta de su prototipo en una línea antes de dibujar nada. </w:t>
+      </w:r>
+      <w:r>
+        <w:rPr>
+          <w:b/>
+          <w:color w:val="4A4A49"/>
+          <w:sz w:val="22"/>
+        </w:rPr>
+        <w:t>No es la versión 1 a medias</w:t>
+      </w:r>
+      <w:r>
+        <w:rPr>
+          <w:b w:val="0"/>
+          <w:color w:val="4A4A49"/>
+          <w:sz w:val="22"/>
+        </w:rPr>
+        <w:t>, y esta distinción es la que más cuesta en primer semestre.</w:t>
+      </w:r>
+    </w:p>
+    <w:p>
+      <w:pPr>
+        <w:pStyle w:val="ListBullet"/>
+      </w:pPr>
+      <w:r>
+        <w:rPr>
+          <w:b w:val="0"/>
+          <w:color w:val="4A4A49"/>
+          <w:sz w:val="22"/>
+        </w:rPr>
+        <w:t>Un prototipo que solo vio el equipo no probó nada.</w:t>
+      </w:r>
+    </w:p>
+    <w:p>
+      <w:pPr>
         <w:spacing w:before="200" w:after="60"/>
       </w:pPr>
       <w:r>
@@ -616,7 +671,7 @@
           <w:color w:val="4A4A49"/>
           <w:sz w:val="22"/>
         </w:rPr>
-        <w:t>Proyectado en la lamina «Qué es un prototipo: una pregunta hecha objeto (2/2)» (4 vinetas).</w:t>
+        <w:t>Proyectado en la lamina «Qué es un prototipo: una pregunta hecha objeto (2/2)» (2 vinetas).</w:t>
       </w:r>
     </w:p>
     <w:p>
@@ -639,7 +694,20 @@
           <w:color w:val="4A4A49"/>
           <w:sz w:val="22"/>
         </w:rPr>
-        <w:t>Proyectado en la lamina «Fidelidad: cada nivel responde una pregunta distinta (1/2)» (3 vinetas).</w:t>
+        <w:t>Proyectado en la lamina «Fidelidad: cada nivel responde una pregunta distinta (1/2)» (2 vinetas).</w:t>
+      </w:r>
+    </w:p>
+    <w:p>
+      <w:pPr>
+        <w:pStyle w:val="ListBullet"/>
+      </w:pPr>
+      <w:r>
+        <w:rPr>
+          <w:b w:val="0"/>
+          <w:color w:val="4A4A49"/>
+          <w:sz w:val="22"/>
+        </w:rPr>
+        <w:t>Vale la pena conectarlo con la curva de la sesión 7: los niveles de fidelidad son esa misma curva vista desde el diseño.</w:t>
       </w:r>
     </w:p>
     <w:p>
@@ -887,7 +955,7 @@
           <w:color w:val="4A4A49"/>
           <w:sz w:val="22"/>
         </w:rPr>
-        <w:t>Los cinco pasos de una pantalla, y el estado de error (1/2)</w:t>
+        <w:t>Los cinco pasos de una pantalla, y el estado de error (1/3)</w:t>
       </w:r>
     </w:p>
     <w:p>
@@ -900,7 +968,7 @@
           <w:color w:val="4A4A49"/>
           <w:sz w:val="22"/>
         </w:rPr>
-        <w:t>Los cinco pasos de una pantalla, y el estado de error (2/2)</w:t>
+        <w:t>Los cinco pasos de una pantalla, y el estado de error (2/3)</w:t>
       </w:r>
     </w:p>
     <w:p>
@@ -913,7 +981,7 @@
           <w:color w:val="4A4A49"/>
           <w:sz w:val="22"/>
         </w:rPr>
-        <w:t>Elegir la herramienta por la pregunta, y las dos advertencias (1/2)</w:t>
+        <w:t>Los cinco pasos de una pantalla, y el estado de error (3/3)</w:t>
       </w:r>
     </w:p>
     <w:p>
@@ -926,7 +994,33 @@
           <w:color w:val="4A4A49"/>
           <w:sz w:val="22"/>
         </w:rPr>
-        <w:t>Elegir la herramienta por la pregunta, y las dos advertencias (2/2)</w:t>
+        <w:t>Elegir la herramienta por la pregunta, y las dos advertencias (1/3)</w:t>
+      </w:r>
+    </w:p>
+    <w:p>
+      <w:pPr>
+        <w:pStyle w:val="ListNumber"/>
+      </w:pPr>
+      <w:r>
+        <w:rPr>
+          <w:b w:val="0"/>
+          <w:color w:val="4A4A49"/>
+          <w:sz w:val="22"/>
+        </w:rPr>
+        <w:t>Elegir la herramienta por la pregunta, y las dos advertencias (2/3)</w:t>
+      </w:r>
+    </w:p>
+    <w:p>
+      <w:pPr>
+        <w:pStyle w:val="ListNumber"/>
+      </w:pPr>
+      <w:r>
+        <w:rPr>
+          <w:b w:val="0"/>
+          <w:color w:val="4A4A49"/>
+          <w:sz w:val="22"/>
+        </w:rPr>
+        <w:t>Elegir la herramienta por la pregunta, y las dos advertencias (3/3)</w:t>
       </w:r>
     </w:p>
     <w:p>

--- a/Introduccion a la Ingenieria/Kit docente/Clase 10/Guion Docente Clase 10 - Herramientas digitales aplicadas a la Ingenieria.docx
+++ b/Introduccion a la Ingenieria/Kit docente/Clase 10/Guion Docente Clase 10 - Herramientas digitales aplicadas a la Ingenieria.docx
@@ -1021,6 +1021,32 @@
           <w:sz w:val="22"/>
         </w:rPr>
         <w:t>Elegir la herramienta por la pregunta, y las dos advertencias (3/3)</w:t>
+      </w:r>
+    </w:p>
+    <w:p>
+      <w:pPr>
+        <w:pStyle w:val="ListNumber"/>
+      </w:pPr>
+      <w:r>
+        <w:rPr>
+          <w:b w:val="0"/>
+          <w:color w:val="4A4A49"/>
+          <w:sz w:val="22"/>
+        </w:rPr>
+        <w:t>Plantilla del entregable: los 5 bloques</w:t>
+      </w:r>
+    </w:p>
+    <w:p>
+      <w:pPr>
+        <w:pStyle w:val="ListNumber"/>
+      </w:pPr>
+      <w:r>
+        <w:rPr>
+          <w:b w:val="0"/>
+          <w:color w:val="4A4A49"/>
+          <w:sz w:val="22"/>
+        </w:rPr>
+        <w:t>Guion de la exposicion, con tiempos</w:t>
       </w:r>
     </w:p>
     <w:p>

--- a/Introduccion a la Ingenieria/Kit docente/Clase 10/Guion Docente Clase 10 - Herramientas digitales aplicadas a la Ingenieria.docx
+++ b/Introduccion a la Ingenieria/Kit docente/Clase 10/Guion Docente Clase 10 - Herramientas digitales aplicadas a la Ingenieria.docx
@@ -10,6 +10,48 @@
           <w:sz w:val="44"/>
         </w:rPr>
         <w:t>Guion docente — Clase 10: Herramientas digitales aplicadas a la Ingeniería</w:t>
+      </w:r>
+    </w:p>
+    <w:p>
+      <w:pPr>
+        <w:ind w:left="432"/>
+        <w:shd w:val="clear" w:fill="F7F7F8"/>
+      </w:pPr>
+      <w:r>
+        <w:rPr>
+          <w:b/>
+          <w:i/>
+          <w:color w:val="4A4A49"/>
+          <w:sz w:val="21"/>
+        </w:rPr>
+        <w:t>Guion de tiempos y desarrollo de la clase.</w:t>
+      </w:r>
+      <w:r>
+        <w:rPr>
+          <w:b w:val="0"/>
+          <w:i/>
+          <w:color w:val="4A4A49"/>
+          <w:sz w:val="21"/>
+        </w:rPr>
+        <w:t xml:space="preserve"> Dice qué franja es, qué lámina está en pantalla y qué se hace. </w:t>
+      </w:r>
+      <w:r>
+        <w:rPr>
+          <w:b/>
+          <w:i/>
+          <w:color w:val="4A4A49"/>
+          <w:sz w:val="21"/>
+        </w:rPr>
+        <w:t>Los conceptos y las respuestas a las preguntas de cada lámina están en las NOTAS DEL PRESENTADOR del deck</w:t>
+      </w:r>
+      <w:r>
+        <w:rPr>
+          <w:b w:val="0"/>
+          <w:i/>
+          <w:color w:val="4A4A49"/>
+          <w:sz w:val="21"/>
+        </w:rPr>
+        <w:t xml:space="preserve"> (en PowerPoint: vista del presentador, o Ver → Notas), debajo de la lámina donde hacen falta.</w:t>
       </w:r>
     </w:p>
     <w:p>
@@ -498,7 +540,7 @@
           <w:color w:val="1A1C1D"/>
           <w:sz w:val="32"/>
         </w:rPr>
-        <w:t>Fundamento teórico para el docente</w:t>
+        <w:t>Dónde está cada concepto</w:t>
       </w:r>
     </w:p>
     <w:p>
@@ -508,15 +550,20 @@
           <w:color w:val="4A4A49"/>
           <w:sz w:val="22"/>
         </w:rPr>
-        <w:t xml:space="preserve">Esta sección está escrita para dictar la clase </w:t>
+        <w:t>Debajo de estas láminas, en las notas del presentador:</w:t>
       </w:r>
+    </w:p>
+    <w:p>
+      <w:pPr>
+        <w:pStyle w:val="ListBullet"/>
+      </w:pPr>
       <w:r>
         <w:rPr>
           <w:b/>
           <w:color w:val="4A4A49"/>
           <w:sz w:val="22"/>
         </w:rPr>
-        <w:t>sin consultar otra fuente</w:t>
+        <w:t>La pregunta de entrada: la paradoja de la fidelidad</w:t>
       </w:r>
       <w:r>
         <w:rPr>
@@ -524,7 +571,91 @@
           <w:color w:val="4A4A49"/>
           <w:sz w:val="22"/>
         </w:rPr>
-        <w:t>, y va dividida por diapositiva: cada bloque dice a qué diapositiva corresponde.</w:t>
+        <w:t xml:space="preserve"> → diapositiva 4</w:t>
+      </w:r>
+    </w:p>
+    <w:p>
+      <w:pPr>
+        <w:pStyle w:val="ListBullet"/>
+      </w:pPr>
+      <w:r>
+        <w:rPr>
+          <w:b/>
+          <w:color w:val="4A4A49"/>
+          <w:sz w:val="22"/>
+        </w:rPr>
+        <w:t>Qué es un prototipo: una pregunta hecha objeto</w:t>
+      </w:r>
+      <w:r>
+        <w:rPr>
+          <w:b w:val="0"/>
+          <w:color w:val="4A4A49"/>
+          <w:sz w:val="22"/>
+        </w:rPr>
+        <w:t xml:space="preserve"> → diapositiva 5</w:t>
+      </w:r>
+    </w:p>
+    <w:p>
+      <w:pPr>
+        <w:pStyle w:val="ListBullet"/>
+      </w:pPr>
+      <w:r>
+        <w:rPr>
+          <w:b/>
+          <w:color w:val="4A4A49"/>
+          <w:sz w:val="22"/>
+        </w:rPr>
+        <w:t>Fidelidad: cada nivel responde una pregunta distinta</w:t>
+      </w:r>
+      <w:r>
+        <w:rPr>
+          <w:b w:val="0"/>
+          <w:color w:val="4A4A49"/>
+          <w:sz w:val="22"/>
+        </w:rPr>
+        <w:t xml:space="preserve"> → diapositiva 7</w:t>
+      </w:r>
+    </w:p>
+    <w:p>
+      <w:pPr>
+        <w:pStyle w:val="ListBullet"/>
+      </w:pPr>
+      <w:r>
+        <w:rPr>
+          <w:b/>
+          <w:color w:val="4A4A49"/>
+          <w:sz w:val="22"/>
+        </w:rPr>
+        <w:t>Los cinco pasos de una pantalla, y el estado de error</w:t>
+      </w:r>
+      <w:r>
+        <w:rPr>
+          <w:b w:val="0"/>
+          <w:color w:val="4A4A49"/>
+          <w:sz w:val="22"/>
+        </w:rPr>
+        <w:t xml:space="preserve"> → diapositiva 8</w:t>
+      </w:r>
+    </w:p>
+    <w:p>
+      <w:pPr>
+        <w:pStyle w:val="ListBullet"/>
+      </w:pPr>
+      <w:r>
+        <w:rPr>
+          <w:b/>
+          <w:color w:val="4A4A49"/>
+          <w:sz w:val="22"/>
+        </w:rPr>
+        <w:t>Elegir la herramienta por la pregunta, y las dos advertencias</w:t>
+      </w:r>
+      <w:r>
+        <w:rPr>
+          <w:b w:val="0"/>
+          <w:color w:val="4A4A49"/>
+          <w:sz w:val="22"/>
+        </w:rPr>
+        <w:t xml:space="preserve"> → diapositivas 10 y 11</w:t>
       </w:r>
     </w:p>
     <w:p>
@@ -537,581 +668,7 @@
           <w:color w:val="1A1C1D"/>
           <w:sz w:val="32"/>
         </w:rPr>
-        <w:t>La pregunta de entrada: la paradoja de la fidelidad - diapositiva 4</w:t>
-      </w:r>
-    </w:p>
-    <w:p>
-      <w:r>
-        <w:rPr>
-          <w:b w:val="0"/>
-          <w:color w:val="4A4A49"/>
-          <w:sz w:val="22"/>
-        </w:rPr>
-        <w:t>Proyectado en la lamina «La pregunta de entrada: la paradoja de la fidelidad (1/2)» (4 vinetas).</w:t>
-      </w:r>
-    </w:p>
-    <w:p>
-      <w:pPr>
-        <w:pStyle w:val="ListBullet"/>
-      </w:pPr>
-      <w:r>
-        <w:rPr>
-          <w:b w:val="0"/>
-          <w:color w:val="4A4A49"/>
-          <w:sz w:val="22"/>
-        </w:rPr>
-        <w:t>Suele salir en dos o tres intentos, y sale mejor de ellos que del docente.</w:t>
-      </w:r>
-    </w:p>
-    <w:p>
-      <w:pPr>
-        <w:spacing w:before="200" w:after="60"/>
-      </w:pPr>
-      <w:r>
-        <w:rPr>
-          <w:b/>
-          <w:color w:val="1A1C1D"/>
-          <w:sz w:val="32"/>
-        </w:rPr>
-        <w:t>Qué es un prototipo: una pregunta hecha objeto - diapositiva 5</w:t>
-      </w:r>
-    </w:p>
-    <w:p>
-      <w:r>
-        <w:rPr>
-          <w:b w:val="0"/>
-          <w:color w:val="4A4A49"/>
-          <w:sz w:val="22"/>
-        </w:rPr>
-        <w:t>Proyectado en la lamina «La pregunta de entrada: la paradoja de la fidelidad (2/2)» (4 vinetas).</w:t>
-      </w:r>
-    </w:p>
-    <w:p>
-      <w:pPr>
-        <w:spacing w:before="200" w:after="60"/>
-      </w:pPr>
-      <w:r>
-        <w:rPr>
-          <w:b/>
-          <w:color w:val="1A1C1D"/>
-          <w:sz w:val="32"/>
-        </w:rPr>
-        <w:t>Fidelidad: cada nivel responde una pregunta distinta - diapositiva 6</w:t>
-      </w:r>
-    </w:p>
-    <w:p>
-      <w:r>
-        <w:rPr>
-          <w:b w:val="0"/>
-          <w:color w:val="4A4A49"/>
-          <w:sz w:val="22"/>
-        </w:rPr>
-        <w:t>Proyectado en la lamina «Qué es un prototipo: una pregunta hecha objeto (1/2)» (4 vinetas).</w:t>
-      </w:r>
-    </w:p>
-    <w:p>
-      <w:pPr>
-        <w:pStyle w:val="ListBullet"/>
-      </w:pPr>
-      <w:r>
-        <w:rPr>
-          <w:b w:val="0"/>
-          <w:color w:val="4A4A49"/>
-          <w:sz w:val="22"/>
-        </w:rPr>
-        <w:t xml:space="preserve">Pídale a cada equipo, en la sala, que escriba la pregunta de su prototipo en una línea antes de dibujar nada. </w:t>
-      </w:r>
-      <w:r>
-        <w:rPr>
-          <w:b/>
-          <w:color w:val="4A4A49"/>
-          <w:sz w:val="22"/>
-        </w:rPr>
-        <w:t>No es la versión 1 a medias</w:t>
-      </w:r>
-      <w:r>
-        <w:rPr>
-          <w:b w:val="0"/>
-          <w:color w:val="4A4A49"/>
-          <w:sz w:val="22"/>
-        </w:rPr>
-        <w:t>, y esta distinción es la que más cuesta en primer semestre.</w:t>
-      </w:r>
-    </w:p>
-    <w:p>
-      <w:pPr>
-        <w:pStyle w:val="ListBullet"/>
-      </w:pPr>
-      <w:r>
-        <w:rPr>
-          <w:b w:val="0"/>
-          <w:color w:val="4A4A49"/>
-          <w:sz w:val="22"/>
-        </w:rPr>
-        <w:t>Un prototipo que solo vio el equipo no probó nada.</w:t>
-      </w:r>
-    </w:p>
-    <w:p>
-      <w:pPr>
-        <w:spacing w:before="200" w:after="60"/>
-      </w:pPr>
-      <w:r>
-        <w:rPr>
-          <w:b/>
-          <w:color w:val="1A1C1D"/>
-          <w:sz w:val="32"/>
-        </w:rPr>
-        <w:t>Los cinco pasos de una pantalla, y el estado de error - diapositiva 7</w:t>
-      </w:r>
-    </w:p>
-    <w:p>
-      <w:r>
-        <w:rPr>
-          <w:b w:val="0"/>
-          <w:color w:val="4A4A49"/>
-          <w:sz w:val="22"/>
-        </w:rPr>
-        <w:t>Proyectado en la lamina «Qué es un prototipo: una pregunta hecha objeto (2/2)» (2 vinetas).</w:t>
-      </w:r>
-    </w:p>
-    <w:p>
-      <w:pPr>
-        <w:spacing w:before="200" w:after="60"/>
-      </w:pPr>
-      <w:r>
-        <w:rPr>
-          <w:b/>
-          <w:color w:val="1A1C1D"/>
-          <w:sz w:val="32"/>
-        </w:rPr>
-        <w:t>Elegir la herramienta por la pregunta, y las dos advertencias - diapositivas 8 y 9</w:t>
-      </w:r>
-    </w:p>
-    <w:p>
-      <w:r>
-        <w:rPr>
-          <w:b w:val="0"/>
-          <w:color w:val="4A4A49"/>
-          <w:sz w:val="22"/>
-        </w:rPr>
-        <w:t>Proyectado en la lamina «Fidelidad: cada nivel responde una pregunta distinta (1/2)» (2 vinetas).</w:t>
-      </w:r>
-    </w:p>
-    <w:p>
-      <w:pPr>
-        <w:pStyle w:val="ListBullet"/>
-      </w:pPr>
-      <w:r>
-        <w:rPr>
-          <w:b w:val="0"/>
-          <w:color w:val="4A4A49"/>
-          <w:sz w:val="22"/>
-        </w:rPr>
-        <w:t>Vale la pena conectarlo con la curva de la sesión 7: los niveles de fidelidad son esa misma curva vista desde el diseño.</w:t>
-      </w:r>
-    </w:p>
-    <w:p>
-      <w:pPr>
-        <w:spacing w:before="200" w:after="60"/>
-      </w:pPr>
-      <w:r>
-        <w:rPr>
-          <w:b/>
-          <w:color w:val="1A1C1D"/>
-          <w:sz w:val="32"/>
-        </w:rPr>
-        <w:t>Referencias a diapositivas</w:t>
-      </w:r>
-    </w:p>
-    <w:p>
-      <w:r>
-        <w:rPr>
-          <w:b w:val="0"/>
-          <w:color w:val="4A4A49"/>
-          <w:sz w:val="22"/>
-        </w:rPr>
-        <w:t xml:space="preserve">Numeración real del deck </w:t>
-      </w:r>
-      <w:r>
-        <w:rPr>
-          <w:rFonts w:ascii="Consolas" w:hAnsi="Consolas"/>
-          <w:b w:val="0"/>
-          <w:color w:val="111111"/>
-          <w:sz w:val="21"/>
-        </w:rPr>
-        <w:t>Clases/Clase 10 - Herramientas digitales aplicadas a la Ingenieria/Presentacion.pptx</w:t>
-      </w:r>
-      <w:r>
-        <w:rPr>
-          <w:b w:val="0"/>
-          <w:color w:val="4A4A49"/>
-          <w:sz w:val="22"/>
-        </w:rPr>
-        <w:t>. Las etiquetas [Slide N] del plan y las referencias del fundamento apuntan aquí.</w:t>
-      </w:r>
-    </w:p>
-    <w:p>
-      <w:pPr>
-        <w:pStyle w:val="ListNumber"/>
-      </w:pPr>
-      <w:r>
-        <w:rPr>
-          <w:b w:val="0"/>
-          <w:color w:val="4A4A49"/>
-          <w:sz w:val="22"/>
-        </w:rPr>
-        <w:t>Portada · Clase 10</w:t>
-      </w:r>
-    </w:p>
-    <w:p>
-      <w:pPr>
-        <w:pStyle w:val="ListNumber"/>
-      </w:pPr>
-      <w:r>
-        <w:rPr>
-          <w:b w:val="0"/>
-          <w:color w:val="4A4A49"/>
-          <w:sz w:val="22"/>
-        </w:rPr>
-        <w:t>Agenda de hoy (90 min)</w:t>
-      </w:r>
-    </w:p>
-    <w:p>
-      <w:pPr>
-        <w:pStyle w:val="ListNumber"/>
-      </w:pPr>
-      <w:r>
-        <w:rPr>
-          <w:b w:val="0"/>
-          <w:color w:val="4A4A49"/>
-          <w:sz w:val="22"/>
-        </w:rPr>
-        <w:t>Objetivos de la sesión</w:t>
-      </w:r>
-    </w:p>
-    <w:p>
-      <w:pPr>
-        <w:pStyle w:val="ListNumber"/>
-      </w:pPr>
-      <w:r>
-        <w:rPr>
-          <w:b w:val="0"/>
-          <w:color w:val="4A4A49"/>
-          <w:sz w:val="22"/>
-        </w:rPr>
-        <w:t>Pregunta de entrada</w:t>
-      </w:r>
-    </w:p>
-    <w:p>
-      <w:pPr>
-        <w:pStyle w:val="ListNumber"/>
-      </w:pPr>
-      <w:r>
-        <w:rPr>
-          <w:b w:val="0"/>
-          <w:color w:val="4A4A49"/>
-          <w:sz w:val="22"/>
-        </w:rPr>
-        <w:t>Qué es un prototipo y qué no</w:t>
-      </w:r>
-    </w:p>
-    <w:p>
-      <w:pPr>
-        <w:pStyle w:val="ListNumber"/>
-      </w:pPr>
-      <w:r>
-        <w:rPr>
-          <w:b w:val="0"/>
-          <w:color w:val="4A4A49"/>
-          <w:sz w:val="22"/>
-        </w:rPr>
-        <w:t>Niveles de fidelidad: qué se prueba con cada uno</w:t>
-      </w:r>
-    </w:p>
-    <w:p>
-      <w:pPr>
-        <w:pStyle w:val="ListNumber"/>
-      </w:pPr>
-      <w:r>
-        <w:rPr>
-          <w:b w:val="0"/>
-          <w:color w:val="4A4A49"/>
-          <w:sz w:val="22"/>
-        </w:rPr>
-        <w:t>Cómo se dibuja una pantalla que sirve</w:t>
-      </w:r>
-    </w:p>
-    <w:p>
-      <w:pPr>
-        <w:pStyle w:val="ListNumber"/>
-      </w:pPr>
-      <w:r>
-        <w:rPr>
-          <w:b w:val="0"/>
-          <w:color w:val="4A4A49"/>
-          <w:sz w:val="22"/>
-        </w:rPr>
-        <w:t>Qué herramienta usar, según la pregunta</w:t>
-      </w:r>
-    </w:p>
-    <w:p>
-      <w:pPr>
-        <w:pStyle w:val="ListNumber"/>
-      </w:pPr>
-      <w:r>
-        <w:rPr>
-          <w:b w:val="0"/>
-          <w:color w:val="4A4A49"/>
-          <w:sz w:val="22"/>
-        </w:rPr>
-        <w:t>La paradoja de la fidelidad, y dos advertencias</w:t>
-      </w:r>
-    </w:p>
-    <w:p>
-      <w:pPr>
-        <w:pStyle w:val="ListNumber"/>
-      </w:pPr>
-      <w:r>
-        <w:rPr>
-          <w:b w:val="0"/>
-          <w:color w:val="4A4A49"/>
-          <w:sz w:val="22"/>
-        </w:rPr>
-        <w:t>La pregunta de entrada: la paradoja de la fidelidad (1/2)</w:t>
-      </w:r>
-    </w:p>
-    <w:p>
-      <w:pPr>
-        <w:pStyle w:val="ListNumber"/>
-      </w:pPr>
-      <w:r>
-        <w:rPr>
-          <w:b w:val="0"/>
-          <w:color w:val="4A4A49"/>
-          <w:sz w:val="22"/>
-        </w:rPr>
-        <w:t>La pregunta de entrada: la paradoja de la fidelidad (2/2)</w:t>
-      </w:r>
-    </w:p>
-    <w:p>
-      <w:pPr>
-        <w:pStyle w:val="ListNumber"/>
-      </w:pPr>
-      <w:r>
-        <w:rPr>
-          <w:b w:val="0"/>
-          <w:color w:val="4A4A49"/>
-          <w:sz w:val="22"/>
-        </w:rPr>
-        <w:t>Qué es un prototipo: una pregunta hecha objeto (1/2)</w:t>
-      </w:r>
-    </w:p>
-    <w:p>
-      <w:pPr>
-        <w:pStyle w:val="ListNumber"/>
-      </w:pPr>
-      <w:r>
-        <w:rPr>
-          <w:b w:val="0"/>
-          <w:color w:val="4A4A49"/>
-          <w:sz w:val="22"/>
-        </w:rPr>
-        <w:t>Qué es un prototipo: una pregunta hecha objeto (2/2)</w:t>
-      </w:r>
-    </w:p>
-    <w:p>
-      <w:pPr>
-        <w:pStyle w:val="ListNumber"/>
-      </w:pPr>
-      <w:r>
-        <w:rPr>
-          <w:b w:val="0"/>
-          <w:color w:val="4A4A49"/>
-          <w:sz w:val="22"/>
-        </w:rPr>
-        <w:t>Fidelidad: cada nivel responde una pregunta distinta (1/2)</w:t>
-      </w:r>
-    </w:p>
-    <w:p>
-      <w:pPr>
-        <w:pStyle w:val="ListNumber"/>
-      </w:pPr>
-      <w:r>
-        <w:rPr>
-          <w:b w:val="0"/>
-          <w:color w:val="4A4A49"/>
-          <w:sz w:val="22"/>
-        </w:rPr>
-        <w:t>Fidelidad: cada nivel responde una pregunta distinta (2/2)</w:t>
-      </w:r>
-    </w:p>
-    <w:p>
-      <w:pPr>
-        <w:pStyle w:val="ListNumber"/>
-      </w:pPr>
-      <w:r>
-        <w:rPr>
-          <w:b w:val="0"/>
-          <w:color w:val="4A4A49"/>
-          <w:sz w:val="22"/>
-        </w:rPr>
-        <w:t>Los cinco pasos de una pantalla, y el estado de error (1/3)</w:t>
-      </w:r>
-    </w:p>
-    <w:p>
-      <w:pPr>
-        <w:pStyle w:val="ListNumber"/>
-      </w:pPr>
-      <w:r>
-        <w:rPr>
-          <w:b w:val="0"/>
-          <w:color w:val="4A4A49"/>
-          <w:sz w:val="22"/>
-        </w:rPr>
-        <w:t>Los cinco pasos de una pantalla, y el estado de error (2/3)</w:t>
-      </w:r>
-    </w:p>
-    <w:p>
-      <w:pPr>
-        <w:pStyle w:val="ListNumber"/>
-      </w:pPr>
-      <w:r>
-        <w:rPr>
-          <w:b w:val="0"/>
-          <w:color w:val="4A4A49"/>
-          <w:sz w:val="22"/>
-        </w:rPr>
-        <w:t>Los cinco pasos de una pantalla, y el estado de error (3/3)</w:t>
-      </w:r>
-    </w:p>
-    <w:p>
-      <w:pPr>
-        <w:pStyle w:val="ListNumber"/>
-      </w:pPr>
-      <w:r>
-        <w:rPr>
-          <w:b w:val="0"/>
-          <w:color w:val="4A4A49"/>
-          <w:sz w:val="22"/>
-        </w:rPr>
-        <w:t>Elegir la herramienta por la pregunta, y las dos advertencias (1/3)</w:t>
-      </w:r>
-    </w:p>
-    <w:p>
-      <w:pPr>
-        <w:pStyle w:val="ListNumber"/>
-      </w:pPr>
-      <w:r>
-        <w:rPr>
-          <w:b w:val="0"/>
-          <w:color w:val="4A4A49"/>
-          <w:sz w:val="22"/>
-        </w:rPr>
-        <w:t>Elegir la herramienta por la pregunta, y las dos advertencias (2/3)</w:t>
-      </w:r>
-    </w:p>
-    <w:p>
-      <w:pPr>
-        <w:pStyle w:val="ListNumber"/>
-      </w:pPr>
-      <w:r>
-        <w:rPr>
-          <w:b w:val="0"/>
-          <w:color w:val="4A4A49"/>
-          <w:sz w:val="22"/>
-        </w:rPr>
-        <w:t>Elegir la herramienta por la pregunta, y las dos advertencias (3/3)</w:t>
-      </w:r>
-    </w:p>
-    <w:p>
-      <w:pPr>
-        <w:pStyle w:val="ListNumber"/>
-      </w:pPr>
-      <w:r>
-        <w:rPr>
-          <w:b w:val="0"/>
-          <w:color w:val="4A4A49"/>
-          <w:sz w:val="22"/>
-        </w:rPr>
-        <w:t>Plantilla del entregable: los 5 bloques</w:t>
-      </w:r>
-    </w:p>
-    <w:p>
-      <w:pPr>
-        <w:pStyle w:val="ListNumber"/>
-      </w:pPr>
-      <w:r>
-        <w:rPr>
-          <w:b w:val="0"/>
-          <w:color w:val="4A4A49"/>
-          <w:sz w:val="22"/>
-        </w:rPr>
-        <w:t>Guion de la exposicion, con tiempos</w:t>
-      </w:r>
-    </w:p>
-    <w:p>
-      <w:pPr>
-        <w:pStyle w:val="ListNumber"/>
-      </w:pPr>
-      <w:r>
-        <w:rPr>
-          <w:b w:val="0"/>
-          <w:color w:val="4A4A49"/>
-          <w:sz w:val="22"/>
-        </w:rPr>
-        <w:t>Taller de hoy: Prototipo de baja fidelidad</w:t>
-      </w:r>
-    </w:p>
-    <w:p>
-      <w:pPr>
-        <w:pStyle w:val="ListNumber"/>
-      </w:pPr>
-      <w:r>
-        <w:rPr>
-          <w:b w:val="0"/>
-          <w:color w:val="4A4A49"/>
-          <w:sz w:val="22"/>
-        </w:rPr>
-        <w:t>Cómo se expone en 3 minutos</w:t>
-      </w:r>
-    </w:p>
-    <w:p>
-      <w:pPr>
-        <w:pStyle w:val="ListNumber"/>
-      </w:pPr>
-      <w:r>
-        <w:rPr>
-          <w:b w:val="0"/>
-          <w:color w:val="4A4A49"/>
-          <w:sz w:val="22"/>
-        </w:rPr>
-        <w:t>Para la Clase 11</w:t>
-      </w:r>
-    </w:p>
-    <w:p>
-      <w:pPr>
-        <w:pStyle w:val="ListNumber"/>
-      </w:pPr>
-      <w:r>
-        <w:rPr>
-          <w:b w:val="0"/>
-          <w:color w:val="4A4A49"/>
-          <w:sz w:val="22"/>
-        </w:rPr>
-        <w:t>Cierre · Nos vemos en la sesión 11</w:t>
-      </w:r>
-    </w:p>
-    <w:p>
-      <w:pPr>
-        <w:spacing w:before="200" w:after="60"/>
-      </w:pPr>
-      <w:r>
-        <w:rPr>
-          <w:b/>
-          <w:color w:val="1A1C1D"/>
-          <w:sz w:val="32"/>
-        </w:rPr>
-        <w:t>Plan de clase minuto a minuto (90 min)</w:t>
+        <w:t>Desarrollo de la clase, minuto a minuto (90 min)</w:t>
       </w:r>
     </w:p>
     <w:p>
@@ -1230,7 +787,7 @@
           <w:color w:val="1A1C1D"/>
           <w:sz w:val="32"/>
         </w:rPr>
-        <w:t>00:10–00:55 · Teoría · [Slide 5][Slide 6][Slide 7][Slide 8][Slide 9]</w:t>
+        <w:t>00:10–00:55 · Teoría · [Slide 5][Slide 7][Slide 8][Slide 10][Slide 11]</w:t>
       </w:r>
     </w:p>
     <w:p>
@@ -1298,7 +855,7 @@
           <w:color w:val="4A4A49"/>
           <w:sz w:val="22"/>
         </w:rPr>
-        <w:t xml:space="preserve"> · Niveles de fidelidad [Slide 6]. Diga explícitamente que </w:t>
+        <w:t xml:space="preserve"> · Niveles de fidelidad [Slide 7]. Diga explícitamente que </w:t>
       </w:r>
       <w:r>
         <w:rPr>
@@ -1335,7 +892,7 @@
           <w:color w:val="4A4A49"/>
           <w:sz w:val="22"/>
         </w:rPr>
-        <w:t xml:space="preserve"> · Los cinco pasos [Slide 7]. Es la diapositiva del taller. </w:t>
+        <w:t xml:space="preserve"> · Los cinco pasos [Slide 8]. Es la diapositiva del taller. </w:t>
       </w:r>
       <w:r>
         <w:rPr>
@@ -1372,7 +929,7 @@
           <w:color w:val="4A4A49"/>
           <w:sz w:val="22"/>
         </w:rPr>
-        <w:t xml:space="preserve"> · Qué herramienta usar [Slide 8]. </w:t>
+        <w:t xml:space="preserve"> · Qué herramienta usar [Slide 10]. </w:t>
       </w:r>
       <w:r>
         <w:rPr>
@@ -1409,7 +966,7 @@
           <w:color w:val="4A4A49"/>
           <w:sz w:val="22"/>
         </w:rPr>
-        <w:t xml:space="preserve"> · La paradoja y las advertencias [Slide 9]. No omita la de datos inventados.</w:t>
+        <w:t xml:space="preserve"> · La paradoja y las advertencias [Slide 11]. No omita la de datos inventados.</w:t>
       </w:r>
     </w:p>
     <w:p>
@@ -1456,7 +1013,7 @@
           <w:color w:val="1A1C1D"/>
           <w:sz w:val="32"/>
         </w:rPr>
-        <w:t>00:55–01:12 · Taller en salas de grupo · [Slide 10]</w:t>
+        <w:t>00:55–01:12 · Taller en salas de grupo · [Slide 12]</w:t>
       </w:r>
     </w:p>
     <w:p>
@@ -1589,7 +1146,7 @@
           <w:color w:val="1A1C1D"/>
           <w:sz w:val="32"/>
         </w:rPr>
-        <w:t>01:12–01:27 · Exposiciones · [Slide 11]</w:t>
+        <w:t>01:12–01:27 · Exposiciones · [Slide 13]</w:t>
       </w:r>
     </w:p>
     <w:p>
@@ -1682,7 +1239,7 @@
           <w:color w:val="1A1C1D"/>
           <w:sz w:val="32"/>
         </w:rPr>
-        <w:t>01:27–01:30 · Cierre · [Slide 12][Slide 13]</w:t>
+        <w:t>01:27–01:30 · Cierre · [Slide 14][Slide 15]</w:t>
       </w:r>
     </w:p>
     <w:p>
@@ -1765,6 +1322,48 @@
     </w:p>
     <w:p>
       <w:pPr>
+        <w:ind w:left="432"/>
+        <w:shd w:val="clear" w:fill="F7F7F8"/>
+      </w:pPr>
+      <w:r>
+        <w:rPr>
+          <w:b/>
+          <w:i/>
+          <w:color w:val="4A4A49"/>
+          <w:sz w:val="21"/>
+        </w:rPr>
+        <w:t>Ejemplos resueltos</w:t>
+      </w:r>
+      <w:r>
+        <w:rPr>
+          <w:b w:val="0"/>
+          <w:i/>
+          <w:color w:val="4A4A49"/>
+          <w:sz w:val="21"/>
+        </w:rPr>
+        <w:t xml:space="preserve"> (láminas 6, 9): cada uno va justo después de su concepto y se recorre </w:t>
+      </w:r>
+      <w:r>
+        <w:rPr>
+          <w:b/>
+          <w:i/>
+          <w:color w:val="4A4A49"/>
+          <w:sz w:val="21"/>
+        </w:rPr>
+        <w:t>dentro del tiempo de ese concepto</w:t>
+      </w:r>
+      <w:r>
+        <w:rPr>
+          <w:b w:val="0"/>
+          <w:i/>
+          <w:color w:val="4A4A49"/>
+          <w:sz w:val="21"/>
+        </w:rPr>
+        <w:t>, no aparte. Cómo recorrerlo está en sus notas del presentador.</w:t>
+      </w:r>
+    </w:p>
+    <w:p>
+      <w:pPr>
         <w:spacing w:before="200" w:after="60"/>
       </w:pPr>
       <w:r>
@@ -1773,7 +1372,242 @@
           <w:color w:val="1A1C1D"/>
           <w:sz w:val="32"/>
         </w:rPr>
-        <w:t>Errores frecuentes y cómo cortarlos en caliente</w:t>
+        <w:t>Mapa de láminas</w:t>
+      </w:r>
+    </w:p>
+    <w:p>
+      <w:r>
+        <w:rPr>
+          <w:b w:val="0"/>
+          <w:color w:val="4A4A49"/>
+          <w:sz w:val="22"/>
+        </w:rPr>
+        <w:t xml:space="preserve">Numeración real del deck </w:t>
+      </w:r>
+      <w:r>
+        <w:rPr>
+          <w:rFonts w:ascii="Consolas" w:hAnsi="Consolas"/>
+          <w:b w:val="0"/>
+          <w:color w:val="111111"/>
+          <w:sz w:val="21"/>
+        </w:rPr>
+        <w:t>Clases/Clase 10 - Herramientas digitales aplicadas a la Ingenieria/Presentacion.pptx</w:t>
+      </w:r>
+      <w:r>
+        <w:rPr>
+          <w:b w:val="0"/>
+          <w:color w:val="4A4A49"/>
+          <w:sz w:val="22"/>
+        </w:rPr>
+        <w:t>. Las etiquetas [Slide N] del plan y las referencias del fundamento apuntan aquí.</w:t>
+      </w:r>
+    </w:p>
+    <w:p>
+      <w:pPr>
+        <w:pStyle w:val="ListNumber"/>
+      </w:pPr>
+      <w:r>
+        <w:rPr>
+          <w:b w:val="0"/>
+          <w:color w:val="4A4A49"/>
+          <w:sz w:val="22"/>
+        </w:rPr>
+        <w:t>Portada · Clase 10</w:t>
+      </w:r>
+    </w:p>
+    <w:p>
+      <w:pPr>
+        <w:pStyle w:val="ListNumber"/>
+      </w:pPr>
+      <w:r>
+        <w:rPr>
+          <w:b w:val="0"/>
+          <w:color w:val="4A4A49"/>
+          <w:sz w:val="22"/>
+        </w:rPr>
+        <w:t>Agenda de hoy (90 min)</w:t>
+      </w:r>
+    </w:p>
+    <w:p>
+      <w:pPr>
+        <w:pStyle w:val="ListNumber"/>
+      </w:pPr>
+      <w:r>
+        <w:rPr>
+          <w:b w:val="0"/>
+          <w:color w:val="4A4A49"/>
+          <w:sz w:val="22"/>
+        </w:rPr>
+        <w:t>Objetivos de la sesión</w:t>
+      </w:r>
+    </w:p>
+    <w:p>
+      <w:pPr>
+        <w:pStyle w:val="ListNumber"/>
+      </w:pPr>
+      <w:r>
+        <w:rPr>
+          <w:b w:val="0"/>
+          <w:color w:val="4A4A49"/>
+          <w:sz w:val="22"/>
+        </w:rPr>
+        <w:t>Pregunta de entrada</w:t>
+      </w:r>
+    </w:p>
+    <w:p>
+      <w:pPr>
+        <w:pStyle w:val="ListNumber"/>
+      </w:pPr>
+      <w:r>
+        <w:rPr>
+          <w:b w:val="0"/>
+          <w:color w:val="4A4A49"/>
+          <w:sz w:val="22"/>
+        </w:rPr>
+        <w:t>Qué es un prototipo y qué no</w:t>
+      </w:r>
+    </w:p>
+    <w:p>
+      <w:pPr>
+        <w:pStyle w:val="ListNumber"/>
+      </w:pPr>
+      <w:r>
+        <w:rPr>
+          <w:b w:val="0"/>
+          <w:color w:val="4A4A49"/>
+          <w:sz w:val="22"/>
+        </w:rPr>
+        <w:t>Ejemplo: maqueta decorativa y prototipo</w:t>
+      </w:r>
+    </w:p>
+    <w:p>
+      <w:pPr>
+        <w:pStyle w:val="ListNumber"/>
+      </w:pPr>
+      <w:r>
+        <w:rPr>
+          <w:b w:val="0"/>
+          <w:color w:val="4A4A49"/>
+          <w:sz w:val="22"/>
+        </w:rPr>
+        <w:t>Niveles de fidelidad: qué se prueba con cada uno</w:t>
+      </w:r>
+    </w:p>
+    <w:p>
+      <w:pPr>
+        <w:pStyle w:val="ListNumber"/>
+      </w:pPr>
+      <w:r>
+        <w:rPr>
+          <w:b w:val="0"/>
+          <w:color w:val="4A4A49"/>
+          <w:sz w:val="22"/>
+        </w:rPr>
+        <w:t>Cómo se dibuja una pantalla que sirve</w:t>
+      </w:r>
+    </w:p>
+    <w:p>
+      <w:pPr>
+        <w:pStyle w:val="ListNumber"/>
+      </w:pPr>
+      <w:r>
+        <w:rPr>
+          <w:b w:val="0"/>
+          <w:color w:val="4A4A49"/>
+          <w:sz w:val="22"/>
+        </w:rPr>
+        <w:t>Ejemplo: la pantalla «ver mi turno», en cinco pasos</w:t>
+      </w:r>
+    </w:p>
+    <w:p>
+      <w:pPr>
+        <w:pStyle w:val="ListNumber"/>
+      </w:pPr>
+      <w:r>
+        <w:rPr>
+          <w:b w:val="0"/>
+          <w:color w:val="4A4A49"/>
+          <w:sz w:val="22"/>
+        </w:rPr>
+        <w:t>Qué herramienta usar, según la pregunta</w:t>
+      </w:r>
+    </w:p>
+    <w:p>
+      <w:pPr>
+        <w:pStyle w:val="ListNumber"/>
+      </w:pPr>
+      <w:r>
+        <w:rPr>
+          <w:b w:val="0"/>
+          <w:color w:val="4A4A49"/>
+          <w:sz w:val="22"/>
+        </w:rPr>
+        <w:t>La paradoja de la fidelidad, y dos advertencias</w:t>
+      </w:r>
+    </w:p>
+    <w:p>
+      <w:pPr>
+        <w:pStyle w:val="ListNumber"/>
+      </w:pPr>
+      <w:r>
+        <w:rPr>
+          <w:b w:val="0"/>
+          <w:color w:val="4A4A49"/>
+          <w:sz w:val="22"/>
+        </w:rPr>
+        <w:t>Taller de hoy: Prototipo de baja fidelidad</w:t>
+      </w:r>
+    </w:p>
+    <w:p>
+      <w:pPr>
+        <w:pStyle w:val="ListNumber"/>
+      </w:pPr>
+      <w:r>
+        <w:rPr>
+          <w:b w:val="0"/>
+          <w:color w:val="4A4A49"/>
+          <w:sz w:val="22"/>
+        </w:rPr>
+        <w:t>Cómo se expone en 3 minutos</w:t>
+      </w:r>
+    </w:p>
+    <w:p>
+      <w:pPr>
+        <w:pStyle w:val="ListNumber"/>
+      </w:pPr>
+      <w:r>
+        <w:rPr>
+          <w:b w:val="0"/>
+          <w:color w:val="4A4A49"/>
+          <w:sz w:val="22"/>
+        </w:rPr>
+        <w:t>Para la Clase 11</w:t>
+      </w:r>
+    </w:p>
+    <w:p>
+      <w:pPr>
+        <w:pStyle w:val="ListNumber"/>
+      </w:pPr>
+      <w:r>
+        <w:rPr>
+          <w:b w:val="0"/>
+          <w:color w:val="4A4A49"/>
+          <w:sz w:val="22"/>
+        </w:rPr>
+        <w:t>Cierre · Nos vemos en la sesión 11</w:t>
+      </w:r>
+    </w:p>
+    <w:p>
+      <w:pPr>
+        <w:spacing w:before="200" w:after="60"/>
+      </w:pPr>
+      <w:r>
+        <w:rPr>
+          <w:b/>
+          <w:color w:val="1A1C1D"/>
+          <w:sz w:val="32"/>
+        </w:rPr>
+        <w:t>Si pasa esto en clase</w:t>
       </w:r>
     </w:p>
     <w:tbl>
@@ -2136,7 +1970,7 @@
           <w:color w:val="1A1C1D"/>
           <w:sz w:val="32"/>
         </w:rPr>
-        <w:t>Dudas frecuentes del estudiante</w:t>
+        <w:t>Preguntas que suelen hacer</w:t>
       </w:r>
     </w:p>
     <w:p>
@@ -2261,7 +2095,7 @@
           <w:color w:val="1A1C1D"/>
           <w:sz w:val="32"/>
         </w:rPr>
-        <w:t>Notas operativas</w:t>
+        <w:t>Antes de empezar</w:t>
       </w:r>
     </w:p>
     <w:p>

--- a/Introduccion a la Ingenieria/Kit docente/Clase 10/Guion Docente Clase 10 - Herramientas digitales aplicadas a la Ingenieria.docx
+++ b/Introduccion a la Ingenieria/Kit docente/Clase 10/Guion Docente Clase 10 - Herramientas digitales aplicadas a la Ingenieria.docx
@@ -1013,7 +1013,7 @@
           <w:color w:val="1A1C1D"/>
           <w:sz w:val="32"/>
         </w:rPr>
-        <w:t>00:55–01:12 · Taller en salas de grupo · [Slide 12]</w:t>
+        <w:t>00:55–01:12 · Taller en salas de grupo · [fuera del deck · guía del taller en la carpeta]</w:t>
       </w:r>
     </w:p>
     <w:p>
@@ -1146,7 +1146,7 @@
           <w:color w:val="1A1C1D"/>
           <w:sz w:val="32"/>
         </w:rPr>
-        <w:t>01:12–01:27 · Exposiciones · [Slide 13]</w:t>
+        <w:t>01:12–01:27 · Exposiciones · [fuera del deck · guía del taller en la carpeta]</w:t>
       </w:r>
     </w:p>
     <w:p>
@@ -1239,7 +1239,7 @@
           <w:color w:val="1A1C1D"/>
           <w:sz w:val="32"/>
         </w:rPr>
-        <w:t>01:27–01:30 · Cierre · [Slide 14][Slide 15]</w:t>
+        <w:t>01:27–01:30 · Cierre · [fuera del deck · guía del taller en la carpeta][Slide 12]</w:t>
       </w:r>
     </w:p>
     <w:p>
@@ -1543,45 +1543,6 @@
           <w:sz w:val="22"/>
         </w:rPr>
         <w:t>La paradoja de la fidelidad, y dos advertencias</w:t>
-      </w:r>
-    </w:p>
-    <w:p>
-      <w:pPr>
-        <w:pStyle w:val="ListNumber"/>
-      </w:pPr>
-      <w:r>
-        <w:rPr>
-          <w:b w:val="0"/>
-          <w:color w:val="4A4A49"/>
-          <w:sz w:val="22"/>
-        </w:rPr>
-        <w:t>Taller de hoy: Prototipo de baja fidelidad</w:t>
-      </w:r>
-    </w:p>
-    <w:p>
-      <w:pPr>
-        <w:pStyle w:val="ListNumber"/>
-      </w:pPr>
-      <w:r>
-        <w:rPr>
-          <w:b w:val="0"/>
-          <w:color w:val="4A4A49"/>
-          <w:sz w:val="22"/>
-        </w:rPr>
-        <w:t>Cómo se expone en 3 minutos</w:t>
-      </w:r>
-    </w:p>
-    <w:p>
-      <w:pPr>
-        <w:pStyle w:val="ListNumber"/>
-      </w:pPr>
-      <w:r>
-        <w:rPr>
-          <w:b w:val="0"/>
-          <w:color w:val="4A4A49"/>
-          <w:sz w:val="22"/>
-        </w:rPr>
-        <w:t>Para la Clase 11</w:t>
       </w:r>
     </w:p>
     <w:p>

--- a/Introduccion a la Ingenieria/Kit docente/Clase 10/Guion Docente Clase 10 - Herramientas digitales aplicadas a la Ingenieria.docx
+++ b/Introduccion a la Ingenieria/Kit docente/Clase 10/Guion Docente Clase 10 - Herramientas digitales aplicadas a la Ingenieria.docx
@@ -278,7 +278,7 @@
           <w:color w:val="4A4A49"/>
           <w:sz w:val="22"/>
         </w:rPr>
-        <w:t xml:space="preserve"> de una versión inacabada, y saber qué pregunta responde cada nivel de </w:t>
+        <w:t xml:space="preserve"> de una versión sin terminar, y saber qué pregunta responde cada nivel de </w:t>
       </w:r>
       <w:r>
         <w:rPr>
